--- a/Section14_Inter-ServiceCommuniction/4-WebClient-NonBlocking/WebClientNonBlocking.docx
+++ b/Section14_Inter-ServiceCommuniction/4-WebClient-NonBlocking/WebClientNonBlocking.docx
@@ -100,6 +100,237 @@
       </w:r>
     </w:p>
     <w:p/>
+    <w:p/>
+    <w:p/>
+    <w:p/>
+    <w:p/>
+    <w:p/>
+    <w:p/>
+    <w:p/>
+    <w:p/>
+    <w:p/>
+    <w:p/>
+    <w:p>
+      <w:pPr>
+        <w:pStyle w:val="ListParagraph"/>
+        <w:numPr>
+          <w:ilvl w:val="0"/>
+          <w:numId w:val="1"/>
+        </w:numPr>
+        <w:rPr>
+          <w:sz w:val="28"/>
+          <w:szCs w:val="28"/>
+        </w:rPr>
+      </w:pPr>
+      <w:r>
+        <w:rPr>
+          <w:sz w:val="28"/>
+          <w:szCs w:val="28"/>
+        </w:rPr>
+        <w:t xml:space="preserve">Create bean </w:t>
+      </w:r>
+    </w:p>
+    <w:p>
+      <w:r>
+        <w:drawing>
+          <wp:anchor distT="0" distB="0" distL="114300" distR="114300" simplePos="0" relativeHeight="251659264" behindDoc="1" locked="0" layoutInCell="1" allowOverlap="1" wp14:anchorId="4177D67C" wp14:editId="2BEF1E9E">
+            <wp:simplePos x="0" y="0"/>
+            <wp:positionH relativeFrom="column">
+              <wp:posOffset>69657</wp:posOffset>
+            </wp:positionH>
+            <wp:positionV relativeFrom="paragraph">
+              <wp:posOffset>148535</wp:posOffset>
+            </wp:positionV>
+            <wp:extent cx="4015408" cy="1778662"/>
+            <wp:effectExtent l="0" t="0" r="4445" b="0"/>
+            <wp:wrapNone/>
+            <wp:docPr id="423245510" name="Picture 1"/>
+            <wp:cNvGraphicFramePr>
+              <a:graphicFrameLocks xmlns:a="http://schemas.openxmlformats.org/drawingml/2006/main" noChangeAspect="1"/>
+            </wp:cNvGraphicFramePr>
+            <a:graphic xmlns:a="http://schemas.openxmlformats.org/drawingml/2006/main">
+              <a:graphicData uri="http://schemas.openxmlformats.org/drawingml/2006/picture">
+                <pic:pic xmlns:pic="http://schemas.openxmlformats.org/drawingml/2006/picture">
+                  <pic:nvPicPr>
+                    <pic:cNvPr id="423245510" name=""/>
+                    <pic:cNvPicPr/>
+                  </pic:nvPicPr>
+                  <pic:blipFill>
+                    <a:blip r:embed="rId6">
+                      <a:extLst>
+                        <a:ext uri="{28A0092B-C50C-407E-A947-70E740481C1C}">
+                          <a14:useLocalDpi xmlns:a14="http://schemas.microsoft.com/office/drawing/2010/main" val="0"/>
+                        </a:ext>
+                      </a:extLst>
+                    </a:blip>
+                    <a:stretch>
+                      <a:fillRect/>
+                    </a:stretch>
+                  </pic:blipFill>
+                  <pic:spPr>
+                    <a:xfrm>
+                      <a:off x="0" y="0"/>
+                      <a:ext cx="4015408" cy="1778662"/>
+                    </a:xfrm>
+                    <a:prstGeom prst="rect">
+                      <a:avLst/>
+                    </a:prstGeom>
+                  </pic:spPr>
+                </pic:pic>
+              </a:graphicData>
+            </a:graphic>
+            <wp14:sizeRelH relativeFrom="margin">
+              <wp14:pctWidth>0</wp14:pctWidth>
+            </wp14:sizeRelH>
+            <wp14:sizeRelV relativeFrom="margin">
+              <wp14:pctHeight>0</wp14:pctHeight>
+            </wp14:sizeRelV>
+          </wp:anchor>
+        </w:drawing>
+      </w:r>
+    </w:p>
+    <w:p/>
+    <w:p/>
+    <w:p/>
+    <w:p/>
+    <w:p/>
+    <w:p/>
+    <w:p>
+      <w:pPr>
+        <w:pStyle w:val="ListParagraph"/>
+        <w:numPr>
+          <w:ilvl w:val="0"/>
+          <w:numId w:val="1"/>
+        </w:numPr>
+      </w:pPr>
+      <w:r>
+        <w:t xml:space="preserve"> Create Client </w:t>
+      </w:r>
+    </w:p>
+    <w:p>
+      <w:pPr>
+        <w:tabs>
+          <w:tab w:val="left" w:pos="6574"/>
+        </w:tabs>
+      </w:pPr>
+      <w:r>
+        <w:drawing>
+          <wp:anchor distT="0" distB="0" distL="114300" distR="114300" simplePos="0" relativeHeight="251661312" behindDoc="1" locked="0" layoutInCell="1" allowOverlap="1" wp14:anchorId="4A4209B6" wp14:editId="4C3964E5">
+            <wp:simplePos x="0" y="0"/>
+            <wp:positionH relativeFrom="column">
+              <wp:posOffset>2947587</wp:posOffset>
+            </wp:positionH>
+            <wp:positionV relativeFrom="paragraph">
+              <wp:posOffset>2527383</wp:posOffset>
+            </wp:positionV>
+            <wp:extent cx="3101009" cy="676422"/>
+            <wp:effectExtent l="0" t="0" r="4445" b="9525"/>
+            <wp:wrapNone/>
+            <wp:docPr id="267671435" name="Picture 1"/>
+            <wp:cNvGraphicFramePr>
+              <a:graphicFrameLocks xmlns:a="http://schemas.openxmlformats.org/drawingml/2006/main" noChangeAspect="1"/>
+            </wp:cNvGraphicFramePr>
+            <a:graphic xmlns:a="http://schemas.openxmlformats.org/drawingml/2006/main">
+              <a:graphicData uri="http://schemas.openxmlformats.org/drawingml/2006/picture">
+                <pic:pic xmlns:pic="http://schemas.openxmlformats.org/drawingml/2006/picture">
+                  <pic:nvPicPr>
+                    <pic:cNvPr id="267671435" name=""/>
+                    <pic:cNvPicPr/>
+                  </pic:nvPicPr>
+                  <pic:blipFill>
+                    <a:blip r:embed="rId7">
+                      <a:extLst>
+                        <a:ext uri="{28A0092B-C50C-407E-A947-70E740481C1C}">
+                          <a14:useLocalDpi xmlns:a14="http://schemas.microsoft.com/office/drawing/2010/main" val="0"/>
+                        </a:ext>
+                      </a:extLst>
+                    </a:blip>
+                    <a:stretch>
+                      <a:fillRect/>
+                    </a:stretch>
+                  </pic:blipFill>
+                  <pic:spPr>
+                    <a:xfrm>
+                      <a:off x="0" y="0"/>
+                      <a:ext cx="3101009" cy="676422"/>
+                    </a:xfrm>
+                    <a:prstGeom prst="rect">
+                      <a:avLst/>
+                    </a:prstGeom>
+                  </pic:spPr>
+                </pic:pic>
+              </a:graphicData>
+            </a:graphic>
+            <wp14:sizeRelH relativeFrom="margin">
+              <wp14:pctWidth>0</wp14:pctWidth>
+            </wp14:sizeRelH>
+            <wp14:sizeRelV relativeFrom="margin">
+              <wp14:pctHeight>0</wp14:pctHeight>
+            </wp14:sizeRelV>
+          </wp:anchor>
+        </w:drawing>
+      </w:r>
+      <w:r>
+        <w:drawing>
+          <wp:anchor distT="0" distB="0" distL="114300" distR="114300" simplePos="0" relativeHeight="251660288" behindDoc="1" locked="0" layoutInCell="1" allowOverlap="1" wp14:anchorId="7678C1B3" wp14:editId="5EB17273">
+            <wp:simplePos x="0" y="0"/>
+            <wp:positionH relativeFrom="column">
+              <wp:posOffset>69324</wp:posOffset>
+            </wp:positionH>
+            <wp:positionV relativeFrom="paragraph">
+              <wp:posOffset>54443</wp:posOffset>
+            </wp:positionV>
+            <wp:extent cx="3813395" cy="2528515"/>
+            <wp:effectExtent l="0" t="0" r="0" b="5715"/>
+            <wp:wrapNone/>
+            <wp:docPr id="944093866" name="Picture 1"/>
+            <wp:cNvGraphicFramePr>
+              <a:graphicFrameLocks xmlns:a="http://schemas.openxmlformats.org/drawingml/2006/main" noChangeAspect="1"/>
+            </wp:cNvGraphicFramePr>
+            <a:graphic xmlns:a="http://schemas.openxmlformats.org/drawingml/2006/main">
+              <a:graphicData uri="http://schemas.openxmlformats.org/drawingml/2006/picture">
+                <pic:pic xmlns:pic="http://schemas.openxmlformats.org/drawingml/2006/picture">
+                  <pic:nvPicPr>
+                    <pic:cNvPr id="944093866" name=""/>
+                    <pic:cNvPicPr/>
+                  </pic:nvPicPr>
+                  <pic:blipFill>
+                    <a:blip r:embed="rId8">
+                      <a:extLst>
+                        <a:ext uri="{28A0092B-C50C-407E-A947-70E740481C1C}">
+                          <a14:useLocalDpi xmlns:a14="http://schemas.microsoft.com/office/drawing/2010/main" val="0"/>
+                        </a:ext>
+                      </a:extLst>
+                    </a:blip>
+                    <a:stretch>
+                      <a:fillRect/>
+                    </a:stretch>
+                  </pic:blipFill>
+                  <pic:spPr>
+                    <a:xfrm>
+                      <a:off x="0" y="0"/>
+                      <a:ext cx="3820629" cy="2533311"/>
+                    </a:xfrm>
+                    <a:prstGeom prst="rect">
+                      <a:avLst/>
+                    </a:prstGeom>
+                  </pic:spPr>
+                </pic:pic>
+              </a:graphicData>
+            </a:graphic>
+            <wp14:sizeRelH relativeFrom="margin">
+              <wp14:pctWidth>0</wp14:pctWidth>
+            </wp14:sizeRelH>
+            <wp14:sizeRelV relativeFrom="margin">
+              <wp14:pctHeight>0</wp14:pctHeight>
+            </wp14:sizeRelV>
+          </wp:anchor>
+        </w:drawing>
+      </w:r>
+      <w:r>
+        <w:tab/>
+      </w:r>
+    </w:p>
     <w:sectPr>
       <w:pgSz w:w="11907" w:h="16840" w:code="9"/>
       <w:pgMar w:top="567" w:right="567" w:bottom="567" w:left="567" w:header="720" w:footer="720" w:gutter="0"/>
